--- a/example_articles/states/Illinois/1.states_Illinois_New_York_Times.docx
+++ b/example_articles/states/Illinois/1.states_Illinois_New_York_Times.docx
@@ -27,17 +27,17 @@
     </w:p>
     <w:p>
       <w:r>
-        <w:t>Source File: NYT/46.DOCX</w:t>
+        <w:t>Source file: NYT/46.DOCX</w:t>
       </w:r>
     </w:p>
     <w:p>
       <w:r>
-        <w:t>Raw locations result: ['Illinois']</w:t>
+        <w:t>Raw locations result, 'locations': ['Illinois']</w:t>
       </w:r>
     </w:p>
     <w:p>
       <w:r>
-        <w:t>states_stand_flat (Standardized): Illinois</w:t>
+        <w:t>Standardized locations result, 'states_stand_flat': Illinois</w:t>
       </w:r>
     </w:p>
     <w:p>

--- a/example_articles/states/Illinois/1.states_Illinois_New_York_Times.docx
+++ b/example_articles/states/Illinois/1.states_Illinois_New_York_Times.docx
@@ -7,7 +7,7 @@
         <w:pStyle w:val="Heading1"/>
       </w:pPr>
       <w:r>
-        <w:t>From President to Politician: Bush Attacks the Democrats</w:t>
+        <w:t>Stirring a Debate on Breaking Racism's Shackles</w:t>
       </w:r>
     </w:p>
     <w:p>
@@ -17,17 +17,17 @@
     </w:p>
     <w:p>
       <w:r>
-        <w:t>Date: 1990-10-30</w:t>
+        <w:t>Date: 1990-05-30</w:t>
       </w:r>
     </w:p>
     <w:p>
       <w:r>
-        <w:t>Section: Section A;; Section A; Page 1; Column 3; National Desk; Column 3;</w:t>
+        <w:t>Section: Section A; Page 18, Column 1; National Desk</w:t>
       </w:r>
     </w:p>
     <w:p>
       <w:r>
-        <w:t>Source file: NYT/46.DOCX</w:t>
+        <w:t>Source file: NYT/42.DOCX</w:t>
       </w:r>
     </w:p>
     <w:p>
@@ -49,67 +49,75 @@
     </w:p>
     <w:p>
       <w:r>
-        <w:t>It is not easy to run against the Government you are running. It is not easy to carve up Democrats as "big taxers" when you've been huddling with the Democrats in Washington to raise taxes.</w:t>
+        <w:t>Among those who have read or heard his views on race, it is very hard to find anyone, black or white, with a neutral reaction to Shelby Steele.</w:t>
         <w:br/>
-        <w:t>It is not easy to say you need more Republicans in Congress to help push your agenda when the White House-approved budget deal was passed mostly with Democratic votes.</w:t>
+        <w:t>To many whites and conservative blacks, Mr. Steele has given eloquent voice to painful truths that are almost always left unspoken in the nation's circumscribed public discourse on race. To many black politicians and civil rights figures, he is a turncoat, a privileged black man whose visibility and success stem from his ability to say precisely what white America most wants to hear.</w:t>
         <w:br/>
-        <w:t>But, as George Bush knows, consistency is the hobgoblin of politics. With a bipartisan budget agreement finally in place, President Bush came to the National Cowboy Hall of Fame today and declared that it was High Noon for Democrats.</w:t>
+        <w:t>No matter what the reaction, it is clear that Mr. Steele, whose criticism of affirmative action and much of what is usually thought to be the black agenda has gained increasing visibility over the past year, now finds himself at the heart of the nation's increasing anguish over race and the traditional approaches to dealing with the issue.</w:t>
+        <w:br/>
+        <w:t>''The interest is there for one reason that's obvious to everybody,'' said Mr. Steele, whose closely cropped hair, blue blazer, olive slacks, burgundy pin-striped shirt and black tie reflect the button-down cool of his essays. ''As we have come to experience more opportunity in American life, we have fallen further behind. It's one of the biggest sociological contradictions of late 20th century life. It's clear that whatever we're doing isn't working, and I think the audience is there because people on both sides of the racial divide understand what I'm saying.''</w:t>
+        <w:br/>
+        <w:t>Bursting From Obscurity</w:t>
+        <w:br/>
+        <w:t>Over the past year, Mr. Steele has gone from being an obscure English professor at San Jose State University to an almost ubiquitous commentator on race. He shows up on television news programs like ''Nightline,'' has produced a public-television documentary on the Yusuf K. Hawkins killing in the Bensonhurt section of Brooklyn and has been published in Harper's, The American Scholar, The Washington Post, The New York Times Magazine and Commentary. A collection of his essays on race is to be published later this year.</w:t>
+        <w:br/>
+        <w:t>Mr. Steele's arguments, which in some ways mirror those made for a decade by black conservatives, is more complicated than the point-counterpoint to which it is often reduced on television. It boils down to the assertion that while racism still exists, it is not what is holding back America's black people. Instead, Mr. Steele asserts, the specter of racism has become a crippling fixation of blacks, a way not just to excuse failures but to avoid dealing with real problems.</w:t>
+        <w:br/>
+        <w:t>He says this sense of victimization has led blacks to rely on programs like affirmative action that both stem from and perpetuate their sense of being victims. And he says the insistence on black victimization and white guilt sets in motion a never-ending, and ultimately futile, interracial battle in which attaining a moral high ground counts for more than achieving results.</w:t>
+        <w:br/>
+        <w:t>''This leaves us with an identity that is at war with our best interests, that magnifies our oppression and diminishes our sense of possiblity,'' he wrote in the May issue of Harper's, Expressions of Bitterness Many blacks react angrily to Mr. Steele and his visibility in the mainstream news media. A review of his documentary on Bensonhurst in The Village Voice lambasted what it termed his ''enfeebled and handwringing apologias for the state of American racial discourse.'' Julian Bond, the civil rights figure and former Georgia State Senator, responded to one of Mr. Steele's essays in Harper's by saying it could have been written 30 years ago by Bull Connor or George Wallace.</w:t>
+        <w:br/>
+        <w:t>Critics say he shows no grasp of the problems of the inner city poor and instead shines a harsh light on elements of the psyches of American blacks without offering solutions other than a vague call for self-help.</w:t>
+        <w:br/>
+        <w:t>''I just think the guy's off the wall, really,'' said Representative John Lewis, a black Democrat from Georgia who is a longtime civil rights leader. ''There are these people, Steele in particular, sitting in their ivory towers far removed from the problems of poor, downtrodden black Americans. He's one of those who feels very comfortable articulating the position that the victim is responsible for his own situation.''</w:t>
         <w:br/>
         <w:t xml:space="preserve"> </w:t>
         <w:br/>
-        <w:t>'Class Warfare Garbage'</w:t>
+        <w:t>'A Superb Scholar'</w:t>
         <w:br/>
-        <w:t xml:space="preserve"> With a sneer in his voice and the sort of Clint Eastwood-style "red meat lines" that have not been heard since the 1988 campaign, Mr. Bush began the scalding partisan attack on the "liberal" Democrats in Congress that he will be using till Election Day. He accused them of everything from stalling the economy and the budget agreement for partisan gain, to spreading "class warfare garbage," to turning their backs on police officers and the American dream, to pushing through "pork barrel bonanzas" like a Lawrence Welk tourist attraction in North Dakota.</w:t>
+        <w:t>But not all Mr. Steele's approval comes from whites. Although it is hard to find evidence of conservative political strength among blacks, Mr. Steele is only one of a number of black writers and thinkers who in different ways break sharply with the view of race found in the traditional civil rights movement. These include the economists Glenn Loury of Harvard University, Thomas Sowell of the Hoover Institution and Walter Williams of George Mason University; the writer Stanley Crouch, and other academics like Julius Lester of the University of Massachusetts and Anne Wortham of Washington and Lee University.</w:t>
         <w:br/>
-        <w:t>Some Bush advisers feared that it would smack of cynicism to take a bitter and brutal tone toward the Democrats as the spend-and-tax party so soon after working with them on a budget deal that included new taxes, and that the tactic would backfire.</w:t>
+        <w:t>''I think he's a superb scholar, he's thoughtful, he writes well, he's honest, he's a breath of fresh air,'' said Robert Woodson, the director of the National Center for Neighborhood Enterprise in Washington who is black. ''Some of us have been saying the same things for years, and we're just pleased that someone who challenges the traditional wisdom can get a hearing.''</w:t>
         <w:br/>
-        <w:t>Some also wondered if it was dubious imagery to begin his cross-country message that the Republicans are the party of the working class by starting the day with a $25,000-per-couple fund-raising event for Senator Pete Wilson, the Republican candidate for governor of California, in San Francisco.</w:t>
+        <w:t>Mr. Steele, who is 44 years old, grew up in the working-class Chicago suburb of Phoenix. His father, a truck driver, and his mother, a social worker, were devoted to the civil rights movement. He attended Coe College in Iowa, where his heroes included Malcolm X. He headed the black student organization at the height of the black power movement.</w:t>
         <w:br/>
-        <w:t>But Mr. Bush shrugged off questions today about his sagging popularity and about whether he has become a liability to Republican candidates.</w:t>
-        <w:br/>
-        <w:t>The President grinned gamely as Bill Price, the Oklahoma candidate for governor for whom he was campaigning, introduced him with what would be considered faint praise in Republican circles. "George Bush on his worst day is a whole lot better than Michael Dukakis on his best day," Mr. Price told the crowd at the cowboy museum, adding supportively to the man who was supposed to be giving him a boost, "Your friends in Oklahoma are standing by you through thick and thin."</w:t>
+        <w:t>But after teaching Afro-American literature at an experimental program for poor blacks in East St. Louis, Ill., he pursued a conventional academic career, eventually getting a Ph.D. in English from the University of Utah and going on to teach at San Jose State.</w:t>
         <w:br/>
         <w:t xml:space="preserve"> </w:t>
         <w:br/>
-        <w:t>The Insider Is Outside</w:t>
+        <w:t>Dislikes Affirmative Action</w:t>
         <w:br/>
-        <w:t xml:space="preserve"> Although the President's bipartisan budget deal-making has given him the image of the quintessential "inside-the-Beltway" President, Mr. Bush attempted to play the outsider. He invoked Harry S. Truman's name, complained about "inside-the-Beltway bickering" and commented at every chance: "God I'm glad to be out of Washington. I'm thrilled to be out of Washington."</w:t>
+        <w:t>As Mr. Steele tells it, he began writing on race after he was annoyed by a 1986 radio broadcast on the holiday for the Rev. Dr. Martin Luther King Jr. in which a black leader was espousing what Mr. Steele considered the cliches of the civil rights movement.</w:t>
         <w:br/>
-        <w:t>In an all-out bid to give the wavering Republicans back their national voice, as he stumps around the country in the last eight days before mid-term elections, Mr. Bush lacerated liberals, who he said are "still peddling that tired old saw about Republicans and the rich."</w:t>
+        <w:t>Mr. Steele says he had not read any of the black conservatives when he began writing on race, and he clearly has both similarities and differences with them. He does not hew to a doctrinaire hostility to government programs. He says many of the programs, particularly those that derive from racial preferences, do not work. He says affirmative action, for example, diminishes the achievements of blacks, whose gains are tainted by the appearance of favoritism, and creates resentment among whites.</w:t>
         <w:br/>
-        <w:t>"Well, you and I both know that that is hogwash, and we're not going to let them get away with that anymore," Mr. Bush said. "I'm taking this message all across the country: We are for the working people in this country."</w:t>
+        <w:t>Mr. Steele's writing ventures onto perhaps its most emotionally charged turf when he deals with what he sees as a widespread sense of inadequacy among blacks when they enter the economic and social mainstream. He says that feeling plays out in a number of ways:self-enforced separatism by black students on white campuses; an avoidance of many forms of intellectual and academic competition by blacks who fear it is more dangerous to try and fail than not to try at all.</w:t>
         <w:br/>
-        <w:t>Saying the various proposals to reduce the deficit were "the good, the bad and the ugly," Mr. Bush accused the Democrats of pushing him into tax increases -- even though the President himself issued the first explicit statement conceding that he would have to break his "no new taxes" pledge.</w:t>
+        <w:t>He said this is a bitter legacy of 350 years of oppression that whites as well as blacks have a responsibility to change. But he said it did blacks no good to ignore their real fears and blame racism for all their failings.</w:t>
+        <w:br/>
+        <w:t>''Blacks have tremendous possibilities if they know what they're up against'' he said. ''But if you think you're just up against white racism and you're just a total victim of it, then you can't do anything except be mad.'' Too Far Removed?  To his critics, Mr. Steele's message is at best hopelessly oversimplified and at worst deeply harmful. They say it gives whites more reasons not to finance social programs at a time of already scarce resources. Many say Mr. Steele, as a college professor whose wife, Rita, a psychologist, is white, is simply too far removed from the problems faced by most blacks.</w:t>
+        <w:br/>
+        <w:t>Adolph Reed, a black political science professor at Yale University, said Mr. Steele's criticism of affirmative action, for example, made much less sense when applied to programs for working-class blacks.</w:t>
+        <w:br/>
+        <w:t>Eddie N. Williams, president of the Joint Center for Political and Economic Studies, a black research organization, said Mr. Steele's apparent indifference to most government programs seemed to deny blacks the government assistance every other group in America has been able to use. He added that the problems of the black poor reflected not the failure of government intervention, but an insufficient moral or financial commitment to make the programs work.</w:t>
+        <w:br/>
+        <w:t>Between the two poles are some blacks who say Mr. Steele has some valid viewpoints that are diminished by a racial naivete.</w:t>
         <w:br/>
         <w:t xml:space="preserve"> </w:t>
         <w:br/>
-        <w:t>'We Had to Pay a Ransom'</w:t>
+        <w:t>Points of Agreement</w:t>
         <w:br/>
-        <w:t xml:space="preserve"> "To get an agreement, we had to pay a ransom to get the $350 billion in spending cuts," the President said. "And the American people have had to pay a price for divided government."</w:t>
+        <w:t>''He's big on personal responsibility; he's right,'' said Cornel West, a religion professor and head of the Afro-American studies program at Princeton University. ''He's big on struggling with the badge of inferiority; he's right. He's big on the impact of the quest for white validation and recognition and the difficulty of achieving that by means of affirmative action; he's right. But he trivializes these very valuable insights when he overlooks the degree to which so much of the responsibility also falls on the side on the white, skewed, limited and usually racist perceptions that dictate the quest for black acceptance.''</w:t>
         <w:br/>
-        <w:t>He tried to tar the Democrats, who believe they have regained their national voice as champions of the middle class and poor, as "big spenders" who tried to pack the budget agreement with pork.</w:t>
+        <w:t>Still, some critics as well as friends agree that Mr. Steele may contribute something positive if he helps foster a more honest debate on racial issues.</w:t>
         <w:br/>
-        <w:t>"At the same time, this President and these Republican members were doing our level-best to curtail spending, Congress voted to spend a half a million dollars to create a Lawrence Welk tourist attraction," Mr. Bush said. "And we all like Lawrence Welk, 'dah-dee-dah,' you know how he is. But I cite this as a symptom of the problem." Mr. Bush was referring to Congress's approval last week of a $500,000 grant for Strasburg, N.D., to build a German-Russian museum at the farm where the famous band leader was born.</w:t>
+        <w:t>''There's a shrouded quality to our public discourse on racial subjects,'' said Mr. Loury. ''A lot of stuff doesn't get said that people are really thinking. Whites don't want to get called racists. Blacks don't want to be called disloyal. As a result, a genuine critical discourse where a lot of different ideas get put on the table and bandied about never really happens.''</w:t>
         <w:br/>
-        <w:t>By not turning in a budget in April, the President said, the Democratic-controlled Congress put the country "on the brink of an economic downturn."</w:t>
+        <w:t>Mr. Steele says he is aware of both the pain his writing evokes and the questions it leaves unanswered.</w:t>
         <w:br/>
-        <w:t>"The Democrats choked the throttle, pulled the throttle back of a slowing economy, while they hunted for every last morsel of partisan advantage," he said. "All in the name of politics and of higher taxes. And we're not going to let them get away with it."</w:t>
+        <w:t>''James Baldwin used to talk about that a great deal, that one of the real pitfalls of black writers is that they feel they have to speak for all of black America and have all the answers to enormous problems,'' he said.</w:t>
         <w:br/>
-        <w:t xml:space="preserve"> </w:t>
-        <w:br/>
-        <w:t>'A House of Lords'</w:t>
-        <w:br/>
-        <w:t xml:space="preserve"> He said that the Democrats in Congress had become "America's biggest and most entrenched special interest."</w:t>
-        <w:br/>
-        <w:t>"The Democratic Congress is a confusion of committees and turf-conscious chaos," he said. "The House intended to be closest to the people has become a House of Lords."</w:t>
-        <w:br/>
-        <w:t>Speaking with reporters at the San Francisco airport this morning, Mr. Bush was asked why Americans should not feel betrayed that he had caved in on raising taxes.</w:t>
-        <w:br/>
-        <w:t>"Because I think people know that this Congress is controlled by the taxers, by the liberal Democrats," he said. "And they also know that we needed to try to get something done, and they also know that a President is elected to compromise at times, only rarely. But he's also elected to govern. American people are fair. They know I'm against taxes."</w:t>
-        <w:br/>
-        <w:t>Mr. Bush also defended his chief of staff, John H. Sununu, and budget chief, Richard G. Darman, against criticism that they have rent the party and isolated the President.</w:t>
-        <w:br/>
-        <w:t>"They are strong, and they are able," Mr. Bush said. "And any time you've got to do some heavy lifting on behalf of the President, you're bound to get caught up in a little crossfire."</w:t>
+        <w:t>''I try to avoid that trap. I know I don't have all the answers, but I try to write what I know. Some people say I shine a harsh light on difficult problems. But I never shine a light on anything I haven't experienced or write about fears I don't see in myself first. I'm my own first target. I spill my own blood first.''</w:t>
         <w:br/>
         <w:br/>
         <w:t>Graphic</w:t>
@@ -117,7 +125,7 @@
         <w:br/>
         <w:t xml:space="preserve"> </w:t>
         <w:br/>
-        <w:t>Photo: On the campaign trail for Republicans, President Bush said Democrats in Congress were "America's biggest and most entrenched special interest." Hetalked to reporters yesterday at the airport in San Francisco as he campaigned for Senator Pete Wilson, left, who is running for governor of California. (Associated Press)</w:t>
+        <w:t>Photo: Shelby Steele at his home in San Jose, Calif. (Terrence McCarthy for The New York Times)</w:t>
       </w:r>
     </w:p>
     <w:sectPr>

--- a/example_articles/states/Illinois/1.states_Illinois_New_York_Times.docx
+++ b/example_articles/states/Illinois/1.states_Illinois_New_York_Times.docx
@@ -7,7 +7,7 @@
         <w:pStyle w:val="Heading1"/>
       </w:pPr>
       <w:r>
-        <w:t>Stirring a Debate on Breaking Racism's Shackles</w:t>
+        <w:t>Razzle Dazzle</w:t>
       </w:r>
     </w:p>
     <w:p>
@@ -17,17 +17,17 @@
     </w:p>
     <w:p>
       <w:r>
-        <w:t>Date: 1990-05-30</w:t>
+        <w:t>Date: 2013-12-08</w:t>
       </w:r>
     </w:p>
     <w:p>
       <w:r>
-        <w:t>Section: Section A; Page 18, Column 1; National Desk</w:t>
+        <w:t>Section: Section BR; Column 0; Book Review Desk; Pg. 49</w:t>
       </w:r>
     </w:p>
     <w:p>
       <w:r>
-        <w:t>Source file: NYT/42.DOCX</w:t>
+        <w:t>Source file: NYT/35.DOCX</w:t>
       </w:r>
     </w:p>
     <w:p>
@@ -49,75 +49,38 @@
     </w:p>
     <w:p>
       <w:r>
-        <w:t>Among those who have read or heard his views on race, it is very hard to find anyone, black or white, with a neutral reaction to Shelby Steele.</w:t>
+        <w:t>FOSSEBy Sam Wasson</w:t>
         <w:br/>
-        <w:t>To many whites and conservative blacks, Mr. Steele has given eloquent voice to painful truths that are almost always left unspoken in the nation's circumscribed public discourse on race. To many black politicians and civil rights figures, he is a turncoat, a privileged black man whose visibility and success stem from his ability to say precisely what white America most wants to hear.</w:t>
+        <w:t>Illustrated. 723 pp. An Eamon Dolan Book/Houghton Mifflin Harcourt. $32.</w:t>
         <w:br/>
-        <w:t>No matter what the reaction, it is clear that Mr. Steele, whose criticism of affirmative action and much of what is usually thought to be the black agenda has gained increasing visibility over the past year, now finds himself at the heart of the nation's increasing anguish over race and the traditional approaches to dealing with the issue.</w:t>
+        <w:t>An instructive way of getting a sense of the power of Bob Fosse's choreography is by listening to the original cast album of a 1959 musical called ''Redhead.'' The show ran for 452 performances, a head-­scratcher since the songs are merely serviceable. But the photos reveal all. The songs were irrelevant: What made ''Redhead'' a hit was the genius of Fosse's dances.</w:t>
         <w:br/>
-        <w:t>''The interest is there for one reason that's obvious to everybody,'' said Mr. Steele, whose closely cropped hair, blue blazer, olive slacks, burgundy pin-striped shirt and black tie reflect the button-down cool of his essays. ''As we have come to experience more opportunity in American life, we have fallen further behind. It's one of the biggest sociological contradictions of late 20th century life. It's clear that whatever we're doing isn't working, and I think the audience is there because people on both sides of the racial divide understand what I'm saying.''</w:t>
+        <w:t>There were the soon-to-be trademarks like bowler hats and bent knees. But the magic, as Sam Wasson writes in his biography ''Fosse,'' was that it seemed ''as if the dancers were playing at dancing more than actually dancing.'' The typical ­theatergoer expects dancing in a top-notch Broadway musical to have a fiercely polished vernacular snap, and to comment on the action rather than just decorate it. This has been the case for so long, it's easy to miss that Fosse was central to turning great dance into an essential rather than an occasional treat.</w:t>
         <w:br/>
-        <w:t>Bursting From Obscurity</w:t>
+        <w:t>Wasson, a visiting professor of film at Wesleyan University, explains Fosse's achievement in prose that apparently is meant to summon the spirit of a Fosse show. That spirit includes a melodramatic ''behind the music'' quality that will turn off as many readers as it delights. Wasson titles the chapters as countdowns to the end of Fosse's shortish life (''Sixty Years,'' ­''Fifty-Five Years'' and so on); lingerie is ''sexery''; the interior of the Palace Theater is ''placenta red.'' Martin Gottfried's earlier biography, ''All His Jazz,'' was less fannish. But Wasson's narrative style -- let's call it snazzy -- often captures the theatrical feel of Fosse's work at its height.</w:t>
         <w:br/>
-        <w:t>Over the past year, Mr. Steele has gone from being an obscure English professor at San Jose State University to an almost ubiquitous commentator on race. He shows up on television news programs like ''Nightline,'' has produced a public-television documentary on the Yusuf K. Hawkins killing in the Bensonhurt section of Brooklyn and has been published in Harper's, The American Scholar, The Washington Post, The New York Times Magazine and Commentary. A collection of his essays on race is to be published later this year.</w:t>
+        <w:t>A stage choreographer was the last thing this working-class kid from Chicago, who grew up in the Depression and hid the fact that he took ballet lessons from his classmates, wanted to become. Early talkie musicals, which essentially set a camera in front of Broadway-style productions, show why. Dance largely alternated among clumps of women ''hoofing'' in approximate unison, comedy couples doing goofy vaudevillian dance spots after singing a song, and faceless couples doing a bit of ballroom for a touch of class.</w:t>
         <w:br/>
-        <w:t>Mr. Steele's arguments, which in some ways mirror those made for a decade by black conservatives, is more complicated than the point-counterpoint to which it is often reduced on television. It boils down to the assertion that while racism still exists, it is not what is holding back America's black people. Instead, Mr. Steele asserts, the specter of racism has become a crippling fixation of blacks, a way not just to excuse failures but to avoid dealing with real problems.</w:t>
+        <w:t>Instead, Fosse aimed at becoming Fred Astaire, and Step 1 was touring the grimy burlesque strip-joint circuit as a teenager with a polished act he did with a friend. Wasson notes the formative impact this had on Fosse: ''The bumps and grinds would be the prepositions of his dance vocabulary, and the whining horns and beat-up drums thumping from offstage would live in his ear forever, as unforgettable as original sin, screwing him up, but screwing him up good.''</w:t>
         <w:br/>
-        <w:t>He says this sense of victimization has led blacks to rely on programs like affirmative action that both stem from and perpetuate their sense of being victims. And he says the insistence on black victimization and white guilt sets in motion a never-ending, and ultimately futile, interracial battle in which attaining a moral high ground counts for more than achieving results.</w:t>
+        <w:t>Purplely put, but also true. Before long Fosse had evolved his staple gestures -- the limp hands held high, the wrist isolations, the palms held out -- which started for him as poor ballet technique but crystallized into a style that Walter Kerr described as ''Jolson's, Martha Graham's, Alla Nazimova's, the theater's.'' Becoming Fred Astaire didn't work out: Fosse had potential, as one can see in the MGM movie ''Give a Girl a Break.'' But the camera didn't love him and, anyway, by the '50s the movie musical's era was ending. What did work out was Fosse's happening into doing dances for ''The Pajama Game'' on Broadway in 1954, and turning a union-meeting scene into the electric ''Steam Heat'' number. With its trio's angular moves, popping their derbies up and down and dancing on their knees, Broadway dance history was made, as was Fosse.</w:t>
         <w:br/>
-        <w:t>''This leaves us with an identity that is at war with our best interests, that magnifies our oppression and diminishes our sense of possiblity,'' he wrote in the May issue of Harper's, Expressions of Bitterness Many blacks react angrily to Mr. Steele and his visibility in the mainstream news media. A review of his documentary on Bensonhurst in The Village Voice lambasted what it termed his ''enfeebled and handwringing apologias for the state of American racial discourse.'' Julian Bond, the civil rights figure and former Georgia State Senator, responded to one of Mr. Steele's essays in Harper's by saying it could have been written 30 years ago by Bull Connor or George Wallace.</w:t>
+        <w:t>From then, 10 more of the musicals Fosse either choreographed or, eventually, directed were hits, with many of the earlier ones starring his muse, Gwen Verdon, whom Wasson artfully describes as ''a luscious lollipop person with a voice she said sounded like a 78 r.p.m. record with a wobble in it.'' Verdon was one of three wives, and there was an endless parade of mistresses. Fosse, unlike most Broadway choreographers, was straight -- his best friend was the gruff man's man Paddy Chayefsky, and he was a big sports fan. Gottfried thought this affected his choreography, noting that Fosse's work was ''plainly and refreshingly ­heterosexual.''</w:t>
         <w:br/>
-        <w:t>Critics say he shows no grasp of the problems of the inner city poor and instead shines a harsh light on elements of the psyches of American blacks without offering solutions other than a vague call for self-help.</w:t>
+        <w:t>In 1973 Fosse won a Tony for ''Pippin,'' an Oscar for directing the film version of ''Cabaret'' and an Emmy for his television special ''Liza With a Z,'' shortly before he checked into Payne Whitney for depression. Pathologically afraid of being revealed as a semitalented fraud and endlessly fascinated ''by that thin line between a person's jumping or not jumping,'' Fosse got by throughout most of his adult life on uppers, downers and as many as a hundred cigarettes a day.</w:t>
         <w:br/>
-        <w:t>''I just think the guy's off the wall, really,'' said Representative John Lewis, a black Democrat from Georgia who is a longtime civil rights leader. ''There are these people, Steele in particular, sitting in their ivory towers far removed from the problems of poor, downtrodden black Americans. He's one of those who feels very comfortable articulating the position that the victim is responsible for his own situation.''</w:t>
+        <w:t>While Fosse's genius was obvious, it was not him but Michael Bennett whom The New York Times anointed as ''the most influential theater director and choreographer of his generation.'' ''Bennett is up and out,'' the dancer Donna McKechnie said, while ''Fosse is down and in.'' That is, Bennett's work -- exploring nostalgia in ''Follies,'' the frisson of glamorous anonymity in ''A Chorus Line'' -- engaged life, while Fosse's, by the 1970s, dissed it. His work by then centered on performance as a cynical metaphor for the mendacity at the heart of all existence. The original ''Chicago'' from 1975, which depicted murderesses as vaudevillians, seducing the public, struck even many seasoned ­theatergoers as off-puttingly sour.</w:t>
         <w:br/>
-        <w:t xml:space="preserve"> </w:t>
+        <w:t>Not that Fosse was facile: Much of what made the dancing in quotation marks so eternal was Fosse's commitment to internality. A dancer in ''Sweet Charity'' notes that he ''didn't just want to put something on top of us'' but to ''bring something out of us,'' with each performer given a back story. But especially from ''Pippin'' on, much of what Fosse wanted to bring out was his own bitter uncertainties: For all its glitter, the original production of ''Pippin'' was at heart nihilistic and mean.</w:t>
         <w:br/>
-        <w:t>'A Superb Scholar'</w:t>
+        <w:t>There are limits to how far one can go with that kind of message after the novelty -- or the '70s -- wears off, especially when there are questions about originality. Stephen Sondheim said after ''Chicago'' followed his own ''Follies'' on Broadway, ''If you look at the songs at the end of 'Follies' and you look at the songs in 'Chicago' and the way they're treated, it's the same thing.'' By 1978, ''Dancin', '' another hit but nothing really new, ''inadvertently revealed,'' Wasson writes, ''how hollow the old tricks were.'' Fosse's final show was ''Big Deal'' in 1986, an attempt to transfer filmic grammar to the stage. But Bennett had already done that better in ''Dreamgirls,'' and with R &amp; B (up and out) as opposed to the recycled and obliquely performed old standards Fosse chose (down and in).</w:t>
         <w:br/>
-        <w:t>But not all Mr. Steele's approval comes from whites. Although it is hard to find evidence of conservative political strength among blacks, Mr. Steele is only one of a number of black writers and thinkers who in different ways break sharply with the view of race found in the traditional civil rights movement. These include the economists Glenn Loury of Harvard University, Thomas Sowell of the Hoover Institution and Walter Williams of George Mason University; the writer Stanley Crouch, and other academics like Julius Lester of the University of Massachusetts and Anne Wortham of Washington and Lee University.</w:t>
+        <w:t>In the end Fosse's lasting talent was probably as a film director, although neither he nor anyone could have expected it in his ''Redhead'' days. Transferring his sense of rhythm and his obsession with the tension between image and reality into crosscutting tours de force, he left Pauline Kael marveling that ''I don't know any other movie director who entered moviemaking so late in life and developed such technical proficiency.'' His autobiographical ''All That Jazz'' mesmerizes people who know nothing of ''Steam Heat'' or Ann Reinking. In fact, the film is what first hooked Wasson (as well as me) on Fosse.</w:t>
         <w:br/>
-        <w:t>''I think he's a superb scholar, he's thoughtful, he writes well, he's honest, he's a breath of fresh air,'' said Robert Woodson, the director of the National Center for Neighborhood Enterprise in Washington who is black. ''Some of us have been saying the same things for years, and we're just pleased that someone who challenges the traditional wisdom can get a hearing.''</w:t>
+        <w:t>One wonders how Fosse would have handled, say, ''The Player'' or ''Pulp Fiction'' -- but the smokes caught up with him in 1987. There stands instead an eloquent final verdict on his stage legacy. It used to be said that Fosse never managed a truly gargantuan hit along the lines of ''Fiddler on the Roof.'' However, while ''Follies,'' for all its genius, manages the occasional brief comeback, a revival of ''Chicago'' has been running on Broadway for 17 years -- which is about as up and out as it gets.</w:t>
         <w:br/>
-        <w:t>Mr. Steele, who is 44 years old, grew up in the working-class Chicago suburb of Phoenix. His father, a truck driver, and his mother, a social worker, were devoted to the civil rights movement. He attended Coe College in Iowa, where his heroes included Malcolm X. He headed the black student organization at the height of the black power movement.</w:t>
         <w:br/>
-        <w:t>But after teaching Afro-American literature at an experimental program for poor blacks in East St. Louis, Ill., he pursued a conventional academic career, eventually getting a Ph.D. in English from the University of Utah and going on to teach at San Jose State.</w:t>
-        <w:br/>
-        <w:t xml:space="preserve"> </w:t>
-        <w:br/>
-        <w:t>Dislikes Affirmative Action</w:t>
-        <w:br/>
-        <w:t>As Mr. Steele tells it, he began writing on race after he was annoyed by a 1986 radio broadcast on the holiday for the Rev. Dr. Martin Luther King Jr. in which a black leader was espousing what Mr. Steele considered the cliches of the civil rights movement.</w:t>
-        <w:br/>
-        <w:t>Mr. Steele says he had not read any of the black conservatives when he began writing on race, and he clearly has both similarities and differences with them. He does not hew to a doctrinaire hostility to government programs. He says many of the programs, particularly those that derive from racial preferences, do not work. He says affirmative action, for example, diminishes the achievements of blacks, whose gains are tainted by the appearance of favoritism, and creates resentment among whites.</w:t>
-        <w:br/>
-        <w:t>Mr. Steele's writing ventures onto perhaps its most emotionally charged turf when he deals with what he sees as a widespread sense of inadequacy among blacks when they enter the economic and social mainstream. He says that feeling plays out in a number of ways:self-enforced separatism by black students on white campuses; an avoidance of many forms of intellectual and academic competition by blacks who fear it is more dangerous to try and fail than not to try at all.</w:t>
-        <w:br/>
-        <w:t>He said this is a bitter legacy of 350 years of oppression that whites as well as blacks have a responsibility to change. But he said it did blacks no good to ignore their real fears and blame racism for all their failings.</w:t>
-        <w:br/>
-        <w:t>''Blacks have tremendous possibilities if they know what they're up against'' he said. ''But if you think you're just up against white racism and you're just a total victim of it, then you can't do anything except be mad.'' Too Far Removed?  To his critics, Mr. Steele's message is at best hopelessly oversimplified and at worst deeply harmful. They say it gives whites more reasons not to finance social programs at a time of already scarce resources. Many say Mr. Steele, as a college professor whose wife, Rita, a psychologist, is white, is simply too far removed from the problems faced by most blacks.</w:t>
-        <w:br/>
-        <w:t>Adolph Reed, a black political science professor at Yale University, said Mr. Steele's criticism of affirmative action, for example, made much less sense when applied to programs for working-class blacks.</w:t>
-        <w:br/>
-        <w:t>Eddie N. Williams, president of the Joint Center for Political and Economic Studies, a black research organization, said Mr. Steele's apparent indifference to most government programs seemed to deny blacks the government assistance every other group in America has been able to use. He added that the problems of the black poor reflected not the failure of government intervention, but an insufficient moral or financial commitment to make the programs work.</w:t>
-        <w:br/>
-        <w:t>Between the two poles are some blacks who say Mr. Steele has some valid viewpoints that are diminished by a racial naivete.</w:t>
-        <w:br/>
-        <w:t xml:space="preserve"> </w:t>
-        <w:br/>
-        <w:t>Points of Agreement</w:t>
-        <w:br/>
-        <w:t>''He's big on personal responsibility; he's right,'' said Cornel West, a religion professor and head of the Afro-American studies program at Princeton University. ''He's big on struggling with the badge of inferiority; he's right. He's big on the impact of the quest for white validation and recognition and the difficulty of achieving that by means of affirmative action; he's right. But he trivializes these very valuable insights when he overlooks the degree to which so much of the responsibility also falls on the side on the white, skewed, limited and usually racist perceptions that dictate the quest for black acceptance.''</w:t>
-        <w:br/>
-        <w:t>Still, some critics as well as friends agree that Mr. Steele may contribute something positive if he helps foster a more honest debate on racial issues.</w:t>
-        <w:br/>
-        <w:t>''There's a shrouded quality to our public discourse on racial subjects,'' said Mr. Loury. ''A lot of stuff doesn't get said that people are really thinking. Whites don't want to get called racists. Blacks don't want to be called disloyal. As a result, a genuine critical discourse where a lot of different ideas get put on the table and bandied about never really happens.''</w:t>
-        <w:br/>
-        <w:t>Mr. Steele says he is aware of both the pain his writing evokes and the questions it leaves unanswered.</w:t>
-        <w:br/>
-        <w:t>''James Baldwin used to talk about that a great deal, that one of the real pitfalls of black writers is that they feel they have to speak for all of black America and have all the answers to enormous problems,'' he said.</w:t>
-        <w:br/>
-        <w:t>''I try to avoid that trap. I know I don't have all the answers, but I try to write what I know. Some people say I shine a harsh light on difficult problems. But I never shine a light on anything I haven't experienced or write about fears I don't see in myself first. I'm my own first target. I spill my own blood first.''</w:t>
+        <w:t>http://www.nytimes.com/2013/12/08/books/review/sam-wassons-fosse.html</w:t>
         <w:br/>
         <w:br/>
         <w:t>Graphic</w:t>
@@ -125,7 +88,7 @@
         <w:br/>
         <w:t xml:space="preserve"> </w:t>
         <w:br/>
-        <w:t>Photo: Shelby Steele at his home in San Jose, Calif. (Terrence McCarthy for The New York Times)</w:t>
+        <w:t>PHOTOS: Bob Fosse, 1978 , above, and below, with  Shirley MacLaine, 1969. (PHOTOGRAPHS FROM PHOTOFEST)</w:t>
       </w:r>
     </w:p>
     <w:sectPr>
